--- a/Assignment-1/ASSIGNMENT 1.docx
+++ b/Assignment-1/ASSIGNMENT 1.docx
@@ -221,6 +221,7 @@
         <w:rPr>
           <w:b/>
           <w:bCs/>
+          <w:noProof/>
         </w:rPr>
         <w:drawing>
           <wp:anchor distT="0" distB="0" distL="114300" distR="114300" simplePos="0" relativeHeight="251659264" behindDoc="0" locked="0" layoutInCell="1" allowOverlap="1" wp14:anchorId="1FC3A313" wp14:editId="2F53CAB9">
@@ -270,7 +271,7 @@
     <w:p>
       <w:r>
         <w:pict w14:anchorId="5AD793DC">
-          <v:rect id="_x0000_i1105" style="width:0;height:1.5pt" o:hralign="center" o:hrstd="t" o:hr="t" fillcolor="#a0a0a0" stroked="f"/>
+          <v:rect id="_x0000_i1025" style="width:0;height:1.5pt" o:hralign="center" o:hrstd="t" o:hr="t" fillcolor="#a0a0a0" stroked="f"/>
         </w:pict>
       </w:r>
     </w:p>
@@ -390,6 +391,9 @@
     </w:p>
     <w:p>
       <w:r>
+        <w:rPr>
+          <w:noProof/>
+        </w:rPr>
         <w:lastRenderedPageBreak/>
         <w:drawing>
           <wp:anchor distT="0" distB="0" distL="114300" distR="114300" simplePos="0" relativeHeight="251661312" behindDoc="0" locked="0" layoutInCell="1" allowOverlap="1" wp14:anchorId="75DA2D18" wp14:editId="39291DC4">
@@ -437,7 +441,7 @@
       </w:r>
       <w:r>
         <w:pict w14:anchorId="1B503F0F">
-          <v:rect id="_x0000_i1106" style="width:0;height:1.5pt" o:hralign="center" o:hrstd="t" o:hr="t" fillcolor="#a0a0a0" stroked="f"/>
+          <v:rect id="_x0000_i1026" style="width:0;height:1.5pt" o:hralign="center" o:hrstd="t" o:hr="t" fillcolor="#a0a0a0" stroked="f"/>
         </w:pict>
       </w:r>
     </w:p>
@@ -495,19 +499,13 @@
           <w:b/>
           <w:bCs/>
         </w:rPr>
-        <w:t>Screenshot</w:t>
-      </w:r>
-      <w:r>
-        <w:rPr>
-          <w:b/>
-          <w:bCs/>
-        </w:rPr>
-        <w:t xml:space="preserve"> </w:t>
-      </w:r>
-      <w:r>
-        <w:rPr>
-          <w:b/>
-          <w:bCs/>
+        <w:t xml:space="preserve">Screenshot </w:t>
+      </w:r>
+      <w:r>
+        <w:rPr>
+          <w:b/>
+          <w:bCs/>
+          <w:noProof/>
         </w:rPr>
         <w:drawing>
           <wp:anchor distT="0" distB="0" distL="114300" distR="114300" simplePos="0" relativeHeight="251663360" behindDoc="0" locked="0" layoutInCell="1" allowOverlap="1" wp14:anchorId="151B6809" wp14:editId="5772DC9D">
@@ -557,7 +555,7 @@
     <w:p>
       <w:r>
         <w:pict w14:anchorId="708FD7A5">
-          <v:rect id="_x0000_i1107" style="width:0;height:1.5pt" o:hralign="center" o:hrstd="t" o:hr="t" fillcolor="#a0a0a0" stroked="f"/>
+          <v:rect id="_x0000_i1027" style="width:0;height:1.5pt" o:hralign="center" o:hrstd="t" o:hr="t" fillcolor="#a0a0a0" stroked="f"/>
         </w:pict>
       </w:r>
     </w:p>
@@ -620,6 +618,7 @@
         <w:rPr>
           <w:b/>
           <w:bCs/>
+          <w:noProof/>
         </w:rPr>
         <w:drawing>
           <wp:anchor distT="0" distB="0" distL="114300" distR="114300" simplePos="0" relativeHeight="251665408" behindDoc="0" locked="0" layoutInCell="1" allowOverlap="1" wp14:anchorId="364B87CD" wp14:editId="5C335B58">
@@ -677,7 +676,7 @@
       <w:r>
         <w:lastRenderedPageBreak/>
         <w:pict w14:anchorId="5950D3CB">
-          <v:rect id="_x0000_i1108" style="width:0;height:1.5pt" o:hralign="center" o:hrstd="t" o:hr="t" fillcolor="#a0a0a0" stroked="f"/>
+          <v:rect id="_x0000_i1028" style="width:0;height:1.5pt" o:hralign="center" o:hrstd="t" o:hr="t" fillcolor="#a0a0a0" stroked="f"/>
         </w:pict>
       </w:r>
     </w:p>
@@ -798,6 +797,7 @@
         <w:rPr>
           <w:b/>
           <w:bCs/>
+          <w:noProof/>
         </w:rPr>
         <w:drawing>
           <wp:anchor distT="0" distB="0" distL="114300" distR="114300" simplePos="0" relativeHeight="251667456" behindDoc="0" locked="0" layoutInCell="1" allowOverlap="1" wp14:anchorId="3579268E" wp14:editId="03C8D2E2">
@@ -847,7 +847,7 @@
     <w:p>
       <w:r>
         <w:pict w14:anchorId="0CDA0085">
-          <v:rect id="_x0000_i1109" style="width:0;height:1.5pt" o:hralign="center" o:hrstd="t" o:hr="t" fillcolor="#a0a0a0" stroked="f"/>
+          <v:rect id="_x0000_i1029" style="width:0;height:1.5pt" o:hralign="center" o:hrstd="t" o:hr="t" fillcolor="#a0a0a0" stroked="f"/>
         </w:pict>
       </w:r>
     </w:p>
@@ -1025,6 +1025,7 @@
         <w:rPr>
           <w:b/>
           <w:bCs/>
+          <w:noProof/>
         </w:rPr>
         <w:drawing>
           <wp:anchor distT="0" distB="0" distL="114300" distR="114300" simplePos="0" relativeHeight="251669504" behindDoc="0" locked="0" layoutInCell="1" allowOverlap="1" wp14:anchorId="08BE8273" wp14:editId="665CBABE">
@@ -1081,7 +1082,7 @@
     <w:p>
       <w:r>
         <w:pict w14:anchorId="2252A5C4">
-          <v:rect id="_x0000_i1110" style="width:0;height:1.5pt" o:hralign="center" o:hrstd="t" o:hr="t" fillcolor="#a0a0a0" stroked="f"/>
+          <v:rect id="_x0000_i1030" style="width:0;height:1.5pt" o:hralign="center" o:hrstd="t" o:hr="t" fillcolor="#a0a0a0" stroked="f"/>
         </w:pict>
       </w:r>
     </w:p>
@@ -1193,6 +1194,9 @@
         </w:rPr>
       </w:pPr>
       <w:r>
+        <w:rPr>
+          <w:noProof/>
+        </w:rPr>
         <w:drawing>
           <wp:anchor distT="0" distB="0" distL="114300" distR="114300" simplePos="0" relativeHeight="251671552" behindDoc="0" locked="0" layoutInCell="1" allowOverlap="1" wp14:anchorId="11462032" wp14:editId="2FF381C6">
             <wp:simplePos x="0" y="0"/>
@@ -1254,7 +1258,7 @@
     <w:p>
       <w:r>
         <w:pict w14:anchorId="57AE1390">
-          <v:rect id="_x0000_i1111" style="width:0;height:1.5pt" o:hralign="center" o:hrstd="t" o:hr="t" fillcolor="#a0a0a0" stroked="f"/>
+          <v:rect id="_x0000_i1031" style="width:0;height:1.5pt" o:hralign="center" o:hrstd="t" o:hr="t" fillcolor="#a0a0a0" stroked="f"/>
         </w:pict>
       </w:r>
     </w:p>
@@ -1406,6 +1410,7 @@
         <w:rPr>
           <w:b/>
           <w:bCs/>
+          <w:noProof/>
         </w:rPr>
         <w:lastRenderedPageBreak/>
         <w:drawing>
@@ -1460,7 +1465,7 @@
       </w:r>
       <w:r>
         <w:pict w14:anchorId="5A1A5E81">
-          <v:rect id="_x0000_i1146" style="width:0;height:1.5pt" o:hralign="center" o:hrstd="t" o:hr="t" fillcolor="#a0a0a0" stroked="f"/>
+          <v:rect id="_x0000_i1032" style="width:0;height:1.5pt" o:hralign="center" o:hrstd="t" o:hr="t" fillcolor="#a0a0a0" stroked="f"/>
         </w:pict>
       </w:r>
     </w:p>
@@ -1754,15 +1759,7 @@
     </w:tbl>
     <w:p>
       <w:r>
-        <w:t xml:space="preserve">Therefore, nobody has </w:t>
-      </w:r>
-      <w:proofErr w:type="gramStart"/>
-      <w:r>
-        <w:t>write</w:t>
-      </w:r>
-      <w:proofErr w:type="gramEnd"/>
-      <w:r>
-        <w:t xml:space="preserve"> or execute permission.</w:t>
+        <w:t>Therefore, nobody has write or execute permission.</w:t>
       </w:r>
     </w:p>
     <w:p>
@@ -1790,13 +1787,14 @@
       <w:r>
         <w:lastRenderedPageBreak/>
         <w:pict w14:anchorId="4F5A0AFA">
-          <v:rect id="_x0000_i1156" style="width:0;height:1.5pt" o:hralign="center" o:hrstd="t" o:hr="t" fillcolor="#a0a0a0" stroked="f"/>
+          <v:rect id="_x0000_i1033" style="width:0;height:1.5pt" o:hralign="center" o:hrstd="t" o:hr="t" fillcolor="#a0a0a0" stroked="f"/>
         </w:pict>
       </w:r>
       <w:r>
         <w:rPr>
           <w:b/>
           <w:bCs/>
+          <w:noProof/>
         </w:rPr>
         <w:drawing>
           <wp:anchor distT="0" distB="0" distL="114300" distR="114300" simplePos="0" relativeHeight="251675648" behindDoc="0" locked="0" layoutInCell="1" allowOverlap="1" wp14:anchorId="6599C266" wp14:editId="282069E3">
@@ -1873,13 +1871,8 @@
     </w:p>
     <w:p>
       <w:r>
-        <w:t xml:space="preserve">Create an environment variable named MY_VAR with the value Hello, </w:t>
-      </w:r>
-      <w:proofErr w:type="gramStart"/>
-      <w:r>
-        <w:t>Linux!.</w:t>
-      </w:r>
-      <w:proofErr w:type="gramEnd"/>
+        <w:t>Create an environment variable named MY_VAR with the value Hello, Linux!.</w:t>
+      </w:r>
     </w:p>
     <w:p>
       <w:pPr>
@@ -1969,6 +1962,7 @@
         <w:rPr>
           <w:b/>
           <w:bCs/>
+          <w:noProof/>
         </w:rPr>
         <w:drawing>
           <wp:anchor distT="0" distB="0" distL="114300" distR="114300" simplePos="0" relativeHeight="251677696" behindDoc="0" locked="0" layoutInCell="1" allowOverlap="1" wp14:anchorId="0CE2FB51" wp14:editId="7ACFFE2E">
@@ -2018,9 +2012,54 @@
     <w:p>
       <w:r>
         <w:pict w14:anchorId="6B0FA8FC">
-          <v:rect id="_x0000_i1114" style="width:0;height:1.5pt" o:hralign="center" o:hrstd="t" o:hr="t" fillcolor="#a0a0a0" stroked="f"/>
+          <v:rect id="_x0000_i1043" style="width:0;height:1.5pt" o:hralign="center" o:hrstd="t" o:hr="t" fillcolor="#a0a0a0" stroked="f"/>
         </w:pict>
       </w:r>
+    </w:p>
+    <w:p>
+      <w:pPr>
+        <w:rPr>
+          <w:b/>
+          <w:bCs/>
+        </w:rPr>
+      </w:pPr>
+      <w:r>
+        <w:rPr>
+          <w:b/>
+          <w:bCs/>
+        </w:rPr>
+        <w:t>GitHub Repository</w:t>
+      </w:r>
+    </w:p>
+    <w:p>
+      <w:pPr>
+        <w:rPr>
+          <w:b/>
+          <w:bCs/>
+        </w:rPr>
+      </w:pPr>
+      <w:r>
+        <w:rPr>
+          <w:b/>
+          <w:bCs/>
+        </w:rPr>
+        <w:t>Repository:</w:t>
+      </w:r>
+    </w:p>
+    <w:p>
+      <w:hyperlink r:id="rId16" w:history="1">
+        <w:r>
+          <w:rPr>
+            <w:rStyle w:val="Hyperlink"/>
+          </w:rPr>
+          <w:t>Assignment-1</w:t>
+        </w:r>
+      </w:hyperlink>
+    </w:p>
+    <w:p>
+      <w:pPr>
+        <w:jc w:val="center"/>
+      </w:pPr>
     </w:p>
     <w:sectPr>
       <w:pgSz w:w="12240" w:h="15840"/>
@@ -3696,6 +3735,29 @@
       </w:tblBorders>
     </w:tblPr>
   </w:style>
+  <w:style w:type="character" w:styleId="Hyperlink">
+    <w:name w:val="Hyperlink"/>
+    <w:basedOn w:val="DefaultParagraphFont"/>
+    <w:uiPriority w:val="99"/>
+    <w:unhideWhenUsed/>
+    <w:rsid w:val="000741C6"/>
+    <w:rPr>
+      <w:color w:val="467886" w:themeColor="hyperlink"/>
+      <w:u w:val="single"/>
+    </w:rPr>
+  </w:style>
+  <w:style w:type="character" w:styleId="UnresolvedMention">
+    <w:name w:val="Unresolved Mention"/>
+    <w:basedOn w:val="DefaultParagraphFont"/>
+    <w:uiPriority w:val="99"/>
+    <w:semiHidden/>
+    <w:unhideWhenUsed/>
+    <w:rsid w:val="000741C6"/>
+    <w:rPr>
+      <w:color w:val="605E5C"/>
+      <w:shd w:val="clear" w:color="auto" w:fill="E1DFDD"/>
+    </w:rPr>
+  </w:style>
 </w:styles>
 </file>
 
